--- a/round1/output/docx_sections/DOCE CommercialPermitElectrical Inspectors.docx
+++ b/round1/output/docx_sections/DOCE CommercialPermitElectrical Inspectors.docx
@@ -8,7 +8,7 @@
       </w:pPr>
       <w:r>
         <w:rPr>
-          <w:rFonts w:ascii="Aptos Display" w:hAnsi="Aptos Display"/>
+          <w:rFonts w:ascii="Aptos" w:hAnsi="Aptos"/>
           <w:b w:val="0"/>
           <w:i w:val="0"/>
           <w:color w:val="0F4761"/>
@@ -18,7 +18,7 @@
       </w:r>
       <w:r>
         <w:rPr>
-          <w:rFonts w:ascii="Aptos Display" w:hAnsi="Aptos Display"/>
+          <w:rFonts w:ascii="Aptos" w:hAnsi="Aptos"/>
           <w:b w:val="0"/>
           <w:i w:val="0"/>
           <w:color w:val="0F4761"/>
@@ -31,7 +31,7 @@
       <w:pPr/>
       <w:r>
         <w:rPr>
-          <w:rFonts w:ascii="Arial" w:hAnsi="Arial"/>
+          <w:rFonts w:ascii="Aptos" w:hAnsi="Aptos"/>
           <w:b w:val="0"/>
           <w:i/>
           <w:color w:val="000000"/>
@@ -44,7 +44,7 @@
       <w:pPr/>
       <w:r>
         <w:rPr>
-          <w:rFonts w:ascii="Arial" w:hAnsi="Arial"/>
+          <w:rFonts w:ascii="Aptos" w:hAnsi="Aptos"/>
           <w:b/>
           <w:i w:val="0"/>
           <w:color w:val="000000"/>
@@ -54,7 +54,7 @@
       </w:r>
       <w:r>
         <w:rPr>
-          <w:rFonts w:ascii="Arial" w:hAnsi="Arial"/>
+          <w:rFonts w:ascii="Aptos" w:hAnsi="Aptos"/>
           <w:b w:val="0"/>
           <w:i w:val="0"/>
           <w:color w:val="000000"/>
@@ -67,7 +67,7 @@
       <w:pPr/>
       <w:r>
         <w:rPr>
-          <w:rFonts w:ascii="Arial" w:hAnsi="Arial"/>
+          <w:rFonts w:ascii="Aptos" w:hAnsi="Aptos"/>
           <w:b/>
           <w:i w:val="0"/>
           <w:color w:val="000000"/>
@@ -77,7 +77,7 @@
       </w:r>
       <w:r>
         <w:rPr>
-          <w:rFonts w:ascii="Arial" w:hAnsi="Arial"/>
+          <w:rFonts w:ascii="Aptos" w:hAnsi="Aptos"/>
           <w:b w:val="0"/>
           <w:i w:val="0"/>
           <w:color w:val="000000"/>
@@ -90,7 +90,7 @@
       <w:pPr/>
       <w:r>
         <w:rPr>
-          <w:rFonts w:ascii="Arial" w:hAnsi="Arial"/>
+          <w:rFonts w:ascii="Aptos" w:hAnsi="Aptos"/>
           <w:b/>
           <w:i w:val="0"/>
           <w:color w:val="000000"/>
@@ -100,7 +100,7 @@
       </w:r>
       <w:r>
         <w:rPr>
-          <w:rFonts w:ascii="Arial" w:hAnsi="Arial"/>
+          <w:rFonts w:ascii="Aptos" w:hAnsi="Aptos"/>
           <w:b w:val="0"/>
           <w:i w:val="0"/>
           <w:color w:val="000000"/>
@@ -130,7 +130,7 @@
       </w:pPr>
       <w:r>
         <w:rPr>
-          <w:rFonts w:ascii="Arial" w:hAnsi="Arial"/>
+          <w:rFonts w:ascii="Aptos" w:hAnsi="Aptos"/>
           <w:b/>
           <w:i w:val="0"/>
           <w:color w:val="000000"/>
@@ -140,7 +140,7 @@
       </w:r>
       <w:r>
         <w:rPr>
-          <w:rFonts w:ascii="Arial" w:hAnsi="Arial"/>
+          <w:rFonts w:ascii="Aptos" w:hAnsi="Aptos"/>
           <w:b w:val="0"/>
           <w:i w:val="0"/>
           <w:color w:val="000000"/>
@@ -155,7 +155,7 @@
       </w:pPr>
       <w:r>
         <w:rPr>
-          <w:rFonts w:ascii="Arial" w:hAnsi="Arial"/>
+          <w:rFonts w:ascii="Aptos" w:hAnsi="Aptos"/>
           <w:b/>
           <w:i w:val="0"/>
           <w:color w:val="000000"/>
@@ -165,7 +165,7 @@
       </w:r>
       <w:r>
         <w:rPr>
-          <w:rFonts w:ascii="Arial" w:hAnsi="Arial"/>
+          <w:rFonts w:ascii="Aptos" w:hAnsi="Aptos"/>
           <w:b w:val="0"/>
           <w:i w:val="0"/>
           <w:color w:val="000000"/>
@@ -180,7 +180,7 @@
       </w:pPr>
       <w:r>
         <w:rPr>
-          <w:rFonts w:ascii="Arial" w:hAnsi="Arial"/>
+          <w:rFonts w:ascii="Aptos" w:hAnsi="Aptos"/>
           <w:b/>
           <w:i w:val="0"/>
           <w:color w:val="000000"/>
@@ -190,7 +190,7 @@
       </w:r>
       <w:r>
         <w:rPr>
-          <w:rFonts w:ascii="Arial" w:hAnsi="Arial"/>
+          <w:rFonts w:ascii="Aptos" w:hAnsi="Aptos"/>
           <w:b w:val="0"/>
           <w:i w:val="0"/>
           <w:color w:val="000000"/>
@@ -205,7 +205,7 @@
       </w:pPr>
       <w:r>
         <w:rPr>
-          <w:rFonts w:ascii="Arial" w:hAnsi="Arial"/>
+          <w:rFonts w:ascii="Aptos" w:hAnsi="Aptos"/>
           <w:b/>
           <w:i w:val="0"/>
           <w:color w:val="000000"/>
@@ -215,7 +215,7 @@
       </w:r>
       <w:r>
         <w:rPr>
-          <w:rFonts w:ascii="Arial" w:hAnsi="Arial"/>
+          <w:rFonts w:ascii="Aptos" w:hAnsi="Aptos"/>
           <w:b w:val="0"/>
           <w:i w:val="0"/>
           <w:color w:val="000000"/>
@@ -230,7 +230,7 @@
       </w:pPr>
       <w:r>
         <w:rPr>
-          <w:rFonts w:ascii="Arial" w:hAnsi="Arial"/>
+          <w:rFonts w:ascii="Aptos" w:hAnsi="Aptos"/>
           <w:b/>
           <w:i w:val="0"/>
           <w:color w:val="000000"/>
@@ -240,7 +240,7 @@
       </w:r>
       <w:r>
         <w:rPr>
-          <w:rFonts w:ascii="Arial" w:hAnsi="Arial"/>
+          <w:rFonts w:ascii="Aptos" w:hAnsi="Aptos"/>
           <w:b w:val="0"/>
           <w:i w:val="0"/>
           <w:color w:val="000000"/>
@@ -255,7 +255,7 @@
       </w:pPr>
       <w:r>
         <w:rPr>
-          <w:rFonts w:ascii="Arial" w:hAnsi="Arial"/>
+          <w:rFonts w:ascii="Aptos" w:hAnsi="Aptos"/>
           <w:b/>
           <w:i w:val="0"/>
           <w:color w:val="000000"/>
@@ -265,7 +265,7 @@
       </w:r>
       <w:r>
         <w:rPr>
-          <w:rFonts w:ascii="Arial" w:hAnsi="Arial"/>
+          <w:rFonts w:ascii="Aptos" w:hAnsi="Aptos"/>
           <w:b w:val="0"/>
           <w:i w:val="0"/>
           <w:color w:val="000000"/>
@@ -280,7 +280,7 @@
       </w:pPr>
       <w:r>
         <w:rPr>
-          <w:rFonts w:ascii="Arial" w:hAnsi="Arial"/>
+          <w:rFonts w:ascii="Aptos" w:hAnsi="Aptos"/>
           <w:b/>
           <w:i w:val="0"/>
           <w:color w:val="000000"/>
@@ -290,7 +290,7 @@
       </w:r>
       <w:r>
         <w:rPr>
-          <w:rFonts w:ascii="Arial" w:hAnsi="Arial"/>
+          <w:rFonts w:ascii="Aptos" w:hAnsi="Aptos"/>
           <w:b w:val="0"/>
           <w:i w:val="0"/>
           <w:color w:val="000000"/>
@@ -305,7 +305,7 @@
       </w:pPr>
       <w:r>
         <w:rPr>
-          <w:rFonts w:ascii="Arial" w:hAnsi="Arial"/>
+          <w:rFonts w:ascii="Aptos" w:hAnsi="Aptos"/>
           <w:b/>
           <w:i w:val="0"/>
           <w:color w:val="000000"/>
@@ -315,7 +315,7 @@
       </w:r>
       <w:r>
         <w:rPr>
-          <w:rFonts w:ascii="Arial" w:hAnsi="Arial"/>
+          <w:rFonts w:ascii="Aptos" w:hAnsi="Aptos"/>
           <w:b w:val="0"/>
           <w:i w:val="0"/>
           <w:color w:val="000000"/>
@@ -330,7 +330,7 @@
       </w:pPr>
       <w:r>
         <w:rPr>
-          <w:rFonts w:ascii="Arial" w:hAnsi="Arial"/>
+          <w:rFonts w:ascii="Aptos" w:hAnsi="Aptos"/>
           <w:b/>
           <w:i w:val="0"/>
           <w:color w:val="000000"/>
@@ -340,7 +340,7 @@
       </w:r>
       <w:r>
         <w:rPr>
-          <w:rFonts w:ascii="Arial" w:hAnsi="Arial"/>
+          <w:rFonts w:ascii="Aptos" w:hAnsi="Aptos"/>
           <w:b w:val="0"/>
           <w:i w:val="0"/>
           <w:color w:val="000000"/>
@@ -355,7 +355,7 @@
       </w:pPr>
       <w:r>
         <w:rPr>
-          <w:rFonts w:ascii="Arial" w:hAnsi="Arial"/>
+          <w:rFonts w:ascii="Aptos" w:hAnsi="Aptos"/>
           <w:b/>
           <w:i w:val="0"/>
           <w:color w:val="000000"/>
@@ -365,7 +365,7 @@
       </w:r>
       <w:r>
         <w:rPr>
-          <w:rFonts w:ascii="Arial" w:hAnsi="Arial"/>
+          <w:rFonts w:ascii="Aptos" w:hAnsi="Aptos"/>
           <w:b w:val="0"/>
           <w:i w:val="0"/>
           <w:color w:val="000000"/>
@@ -380,7 +380,7 @@
       </w:pPr>
       <w:r>
         <w:rPr>
-          <w:rFonts w:ascii="Arial" w:hAnsi="Arial"/>
+          <w:rFonts w:ascii="Aptos" w:hAnsi="Aptos"/>
           <w:b/>
           <w:i w:val="0"/>
           <w:color w:val="000000"/>
@@ -390,7 +390,7 @@
       </w:r>
       <w:r>
         <w:rPr>
-          <w:rFonts w:ascii="Arial" w:hAnsi="Arial"/>
+          <w:rFonts w:ascii="Aptos" w:hAnsi="Aptos"/>
           <w:b w:val="0"/>
           <w:i w:val="0"/>
           <w:color w:val="000000"/>
@@ -405,7 +405,7 @@
       </w:pPr>
       <w:r>
         <w:rPr>
-          <w:rFonts w:ascii="Arial" w:hAnsi="Arial"/>
+          <w:rFonts w:ascii="Aptos" w:hAnsi="Aptos"/>
           <w:b/>
           <w:i w:val="0"/>
           <w:color w:val="000000"/>
@@ -415,7 +415,7 @@
       </w:r>
       <w:r>
         <w:rPr>
-          <w:rFonts w:ascii="Arial" w:hAnsi="Arial"/>
+          <w:rFonts w:ascii="Aptos" w:hAnsi="Aptos"/>
           <w:b w:val="0"/>
           <w:i w:val="0"/>
           <w:color w:val="000000"/>
@@ -445,7 +445,7 @@
       </w:pPr>
       <w:r>
         <w:rPr>
-          <w:rFonts w:ascii="Arial" w:hAnsi="Arial"/>
+          <w:rFonts w:ascii="Aptos" w:hAnsi="Aptos"/>
           <w:b/>
           <w:i w:val="0"/>
           <w:color w:val="000000"/>
@@ -460,7 +460,7 @@
       </w:pPr>
       <w:r>
         <w:rPr>
-          <w:rFonts w:ascii="Arial" w:hAnsi="Arial"/>
+          <w:rFonts w:ascii="Aptos" w:hAnsi="Aptos"/>
           <w:b w:val="0"/>
           <w:i w:val="0"/>
           <w:color w:val="000000"/>
@@ -475,7 +475,7 @@
       </w:pPr>
       <w:r>
         <w:rPr>
-          <w:rFonts w:ascii="Arial" w:hAnsi="Arial"/>
+          <w:rFonts w:ascii="Aptos" w:hAnsi="Aptos"/>
           <w:b w:val="0"/>
           <w:i w:val="0"/>
           <w:color w:val="000000"/>
@@ -490,7 +490,7 @@
       </w:pPr>
       <w:r>
         <w:rPr>
-          <w:rFonts w:ascii="Arial" w:hAnsi="Arial"/>
+          <w:rFonts w:ascii="Aptos" w:hAnsi="Aptos"/>
           <w:b w:val="0"/>
           <w:i w:val="0"/>
           <w:color w:val="000000"/>
@@ -505,7 +505,7 @@
       </w:pPr>
       <w:r>
         <w:rPr>
-          <w:rFonts w:ascii="Arial" w:hAnsi="Arial"/>
+          <w:rFonts w:ascii="Aptos" w:hAnsi="Aptos"/>
           <w:b w:val="0"/>
           <w:i w:val="0"/>
           <w:color w:val="000000"/>
@@ -520,7 +520,7 @@
       </w:pPr>
       <w:r>
         <w:rPr>
-          <w:rFonts w:ascii="Arial" w:hAnsi="Arial"/>
+          <w:rFonts w:ascii="Aptos" w:hAnsi="Aptos"/>
           <w:b w:val="0"/>
           <w:i w:val="0"/>
           <w:color w:val="000000"/>
@@ -535,7 +535,7 @@
       </w:pPr>
       <w:r>
         <w:rPr>
-          <w:rFonts w:ascii="Arial" w:hAnsi="Arial"/>
+          <w:rFonts w:ascii="Aptos" w:hAnsi="Aptos"/>
           <w:b w:val="0"/>
           <w:i w:val="0"/>
           <w:color w:val="000000"/>
@@ -550,7 +550,7 @@
       </w:pPr>
       <w:r>
         <w:rPr>
-          <w:rFonts w:ascii="Arial" w:hAnsi="Arial"/>
+          <w:rFonts w:ascii="Aptos" w:hAnsi="Aptos"/>
           <w:b w:val="0"/>
           <w:i w:val="0"/>
           <w:color w:val="000000"/>
@@ -565,7 +565,7 @@
       </w:pPr>
       <w:r>
         <w:rPr>
-          <w:rFonts w:ascii="Arial" w:hAnsi="Arial"/>
+          <w:rFonts w:ascii="Aptos" w:hAnsi="Aptos"/>
           <w:b w:val="0"/>
           <w:i w:val="0"/>
           <w:color w:val="000000"/>
@@ -580,7 +580,7 @@
       </w:pPr>
       <w:r>
         <w:rPr>
-          <w:rFonts w:ascii="Arial" w:hAnsi="Arial"/>
+          <w:rFonts w:ascii="Aptos" w:hAnsi="Aptos"/>
           <w:b w:val="0"/>
           <w:i w:val="0"/>
           <w:color w:val="000000"/>
@@ -595,7 +595,7 @@
       </w:pPr>
       <w:r>
         <w:rPr>
-          <w:rFonts w:ascii="Arial" w:hAnsi="Arial"/>
+          <w:rFonts w:ascii="Aptos" w:hAnsi="Aptos"/>
           <w:b w:val="0"/>
           <w:i w:val="0"/>
           <w:color w:val="000000"/>
@@ -610,7 +610,7 @@
       </w:pPr>
       <w:r>
         <w:rPr>
-          <w:rFonts w:ascii="Arial" w:hAnsi="Arial"/>
+          <w:rFonts w:ascii="Aptos" w:hAnsi="Aptos"/>
           <w:b w:val="0"/>
           <w:i w:val="0"/>
           <w:color w:val="000000"/>
@@ -625,7 +625,7 @@
       </w:pPr>
       <w:r>
         <w:rPr>
-          <w:rFonts w:ascii="Arial" w:hAnsi="Arial"/>
+          <w:rFonts w:ascii="Aptos" w:hAnsi="Aptos"/>
           <w:b w:val="0"/>
           <w:i w:val="0"/>
           <w:color w:val="000000"/>
@@ -640,7 +640,7 @@
       </w:pPr>
       <w:r>
         <w:rPr>
-          <w:rFonts w:ascii="Arial" w:hAnsi="Arial"/>
+          <w:rFonts w:ascii="Aptos" w:hAnsi="Aptos"/>
           <w:b w:val="0"/>
           <w:i w:val="0"/>
           <w:color w:val="000000"/>
@@ -655,7 +655,7 @@
       </w:pPr>
       <w:r>
         <w:rPr>
-          <w:rFonts w:ascii="Arial" w:hAnsi="Arial"/>
+          <w:rFonts w:ascii="Aptos" w:hAnsi="Aptos"/>
           <w:b/>
           <w:i w:val="0"/>
           <w:color w:val="000000"/>
@@ -670,7 +670,7 @@
       </w:pPr>
       <w:r>
         <w:rPr>
-          <w:rFonts w:ascii="Arial" w:hAnsi="Arial"/>
+          <w:rFonts w:ascii="Aptos" w:hAnsi="Aptos"/>
           <w:b w:val="0"/>
           <w:i w:val="0"/>
           <w:color w:val="000000"/>
@@ -685,7 +685,7 @@
       </w:pPr>
       <w:r>
         <w:rPr>
-          <w:rFonts w:ascii="Arial" w:hAnsi="Arial"/>
+          <w:rFonts w:ascii="Aptos" w:hAnsi="Aptos"/>
           <w:b w:val="0"/>
           <w:i w:val="0"/>
           <w:color w:val="000000"/>
@@ -700,7 +700,7 @@
       </w:pPr>
       <w:r>
         <w:rPr>
-          <w:rFonts w:ascii="Arial" w:hAnsi="Arial"/>
+          <w:rFonts w:ascii="Aptos" w:hAnsi="Aptos"/>
           <w:b w:val="0"/>
           <w:i w:val="0"/>
           <w:color w:val="000000"/>
@@ -715,7 +715,7 @@
       </w:pPr>
       <w:r>
         <w:rPr>
-          <w:rFonts w:ascii="Arial" w:hAnsi="Arial"/>
+          <w:rFonts w:ascii="Aptos" w:hAnsi="Aptos"/>
           <w:b w:val="0"/>
           <w:i w:val="0"/>
           <w:color w:val="000000"/>
@@ -730,7 +730,7 @@
       </w:pPr>
       <w:r>
         <w:rPr>
-          <w:rFonts w:ascii="Arial" w:hAnsi="Arial"/>
+          <w:rFonts w:ascii="Aptos" w:hAnsi="Aptos"/>
           <w:b w:val="0"/>
           <w:i w:val="0"/>
           <w:color w:val="000000"/>
@@ -745,7 +745,7 @@
       </w:pPr>
       <w:r>
         <w:rPr>
-          <w:rFonts w:ascii="Arial" w:hAnsi="Arial"/>
+          <w:rFonts w:ascii="Aptos" w:hAnsi="Aptos"/>
           <w:b w:val="0"/>
           <w:i w:val="0"/>
           <w:color w:val="000000"/>
@@ -760,7 +760,7 @@
       </w:pPr>
       <w:r>
         <w:rPr>
-          <w:rFonts w:ascii="Arial" w:hAnsi="Arial"/>
+          <w:rFonts w:ascii="Aptos" w:hAnsi="Aptos"/>
           <w:b w:val="0"/>
           <w:i w:val="0"/>
           <w:color w:val="000000"/>
@@ -775,7 +775,7 @@
       </w:pPr>
       <w:r>
         <w:rPr>
-          <w:rFonts w:ascii="Arial" w:hAnsi="Arial"/>
+          <w:rFonts w:ascii="Aptos" w:hAnsi="Aptos"/>
           <w:b w:val="0"/>
           <w:i w:val="0"/>
           <w:color w:val="000000"/>
@@ -790,7 +790,7 @@
       </w:pPr>
       <w:r>
         <w:rPr>
-          <w:rFonts w:ascii="Arial" w:hAnsi="Arial"/>
+          <w:rFonts w:ascii="Aptos" w:hAnsi="Aptos"/>
           <w:b w:val="0"/>
           <w:i w:val="0"/>
           <w:color w:val="000000"/>
@@ -805,7 +805,7 @@
       </w:pPr>
       <w:r>
         <w:rPr>
-          <w:rFonts w:ascii="Arial" w:hAnsi="Arial"/>
+          <w:rFonts w:ascii="Aptos" w:hAnsi="Aptos"/>
           <w:b w:val="0"/>
           <w:i w:val="0"/>
           <w:color w:val="000000"/>
@@ -820,7 +820,7 @@
       </w:pPr>
       <w:r>
         <w:rPr>
-          <w:rFonts w:ascii="Arial" w:hAnsi="Arial"/>
+          <w:rFonts w:ascii="Aptos" w:hAnsi="Aptos"/>
           <w:b w:val="0"/>
           <w:i w:val="0"/>
           <w:color w:val="000000"/>
@@ -835,7 +835,7 @@
       </w:pPr>
       <w:r>
         <w:rPr>
-          <w:rFonts w:ascii="Arial" w:hAnsi="Arial"/>
+          <w:rFonts w:ascii="Aptos" w:hAnsi="Aptos"/>
           <w:b w:val="0"/>
           <w:i w:val="0"/>
           <w:color w:val="000000"/>
@@ -850,7 +850,7 @@
       </w:pPr>
       <w:r>
         <w:rPr>
-          <w:rFonts w:ascii="Arial" w:hAnsi="Arial"/>
+          <w:rFonts w:ascii="Aptos" w:hAnsi="Aptos"/>
           <w:b w:val="0"/>
           <w:i w:val="0"/>
           <w:color w:val="000000"/>
@@ -865,7 +865,7 @@
       </w:pPr>
       <w:r>
         <w:rPr>
-          <w:rFonts w:ascii="Arial" w:hAnsi="Arial"/>
+          <w:rFonts w:ascii="Aptos" w:hAnsi="Aptos"/>
           <w:b w:val="0"/>
           <w:i w:val="0"/>
           <w:color w:val="000000"/>
@@ -880,7 +880,7 @@
       </w:pPr>
       <w:r>
         <w:rPr>
-          <w:rFonts w:ascii="Arial" w:hAnsi="Arial"/>
+          <w:rFonts w:ascii="Aptos" w:hAnsi="Aptos"/>
           <w:b/>
           <w:i w:val="0"/>
           <w:color w:val="000000"/>
@@ -895,7 +895,7 @@
       </w:pPr>
       <w:r>
         <w:rPr>
-          <w:rFonts w:ascii="Arial" w:hAnsi="Arial"/>
+          <w:rFonts w:ascii="Aptos" w:hAnsi="Aptos"/>
           <w:b w:val="0"/>
           <w:i w:val="0"/>
           <w:color w:val="000000"/>
@@ -910,7 +910,7 @@
       </w:pPr>
       <w:r>
         <w:rPr>
-          <w:rFonts w:ascii="Arial" w:hAnsi="Arial"/>
+          <w:rFonts w:ascii="Aptos" w:hAnsi="Aptos"/>
           <w:b w:val="0"/>
           <w:i w:val="0"/>
           <w:color w:val="000000"/>
@@ -925,7 +925,7 @@
       </w:pPr>
       <w:r>
         <w:rPr>
-          <w:rFonts w:ascii="Arial" w:hAnsi="Arial"/>
+          <w:rFonts w:ascii="Aptos" w:hAnsi="Aptos"/>
           <w:b w:val="0"/>
           <w:i w:val="0"/>
           <w:color w:val="000000"/>
@@ -940,7 +940,7 @@
       </w:pPr>
       <w:r>
         <w:rPr>
-          <w:rFonts w:ascii="Arial" w:hAnsi="Arial"/>
+          <w:rFonts w:ascii="Aptos" w:hAnsi="Aptos"/>
           <w:b w:val="0"/>
           <w:i w:val="0"/>
           <w:color w:val="000000"/>
@@ -955,7 +955,7 @@
       </w:pPr>
       <w:r>
         <w:rPr>
-          <w:rFonts w:ascii="Arial" w:hAnsi="Arial"/>
+          <w:rFonts w:ascii="Aptos" w:hAnsi="Aptos"/>
           <w:b w:val="0"/>
           <w:i w:val="0"/>
           <w:color w:val="000000"/>
@@ -970,7 +970,7 @@
       </w:pPr>
       <w:r>
         <w:rPr>
-          <w:rFonts w:ascii="Arial" w:hAnsi="Arial"/>
+          <w:rFonts w:ascii="Aptos" w:hAnsi="Aptos"/>
           <w:b w:val="0"/>
           <w:i w:val="0"/>
           <w:color w:val="000000"/>
@@ -985,7 +985,7 @@
       </w:pPr>
       <w:r>
         <w:rPr>
-          <w:rFonts w:ascii="Arial" w:hAnsi="Arial"/>
+          <w:rFonts w:ascii="Aptos" w:hAnsi="Aptos"/>
           <w:b w:val="0"/>
           <w:i w:val="0"/>
           <w:color w:val="000000"/>
@@ -1000,7 +1000,7 @@
       </w:pPr>
       <w:r>
         <w:rPr>
-          <w:rFonts w:ascii="Arial" w:hAnsi="Arial"/>
+          <w:rFonts w:ascii="Aptos" w:hAnsi="Aptos"/>
           <w:b w:val="0"/>
           <w:i w:val="0"/>
           <w:color w:val="000000"/>
@@ -1015,7 +1015,7 @@
       </w:pPr>
       <w:r>
         <w:rPr>
-          <w:rFonts w:ascii="Arial" w:hAnsi="Arial"/>
+          <w:rFonts w:ascii="Aptos" w:hAnsi="Aptos"/>
           <w:b w:val="0"/>
           <w:i w:val="0"/>
           <w:color w:val="000000"/>
@@ -1030,7 +1030,7 @@
       </w:pPr>
       <w:r>
         <w:rPr>
-          <w:rFonts w:ascii="Arial" w:hAnsi="Arial"/>
+          <w:rFonts w:ascii="Aptos" w:hAnsi="Aptos"/>
           <w:b w:val="0"/>
           <w:i w:val="0"/>
           <w:color w:val="000000"/>
@@ -1045,7 +1045,7 @@
       </w:pPr>
       <w:r>
         <w:rPr>
-          <w:rFonts w:ascii="Arial" w:hAnsi="Arial"/>
+          <w:rFonts w:ascii="Aptos" w:hAnsi="Aptos"/>
           <w:b w:val="0"/>
           <w:i w:val="0"/>
           <w:color w:val="000000"/>
@@ -1060,7 +1060,7 @@
       </w:pPr>
       <w:r>
         <w:rPr>
-          <w:rFonts w:ascii="Arial" w:hAnsi="Arial"/>
+          <w:rFonts w:ascii="Aptos" w:hAnsi="Aptos"/>
           <w:b w:val="0"/>
           <w:i w:val="0"/>
           <w:color w:val="000000"/>
@@ -1075,7 +1075,7 @@
       </w:pPr>
       <w:r>
         <w:rPr>
-          <w:rFonts w:ascii="Arial" w:hAnsi="Arial"/>
+          <w:rFonts w:ascii="Aptos" w:hAnsi="Aptos"/>
           <w:b w:val="0"/>
           <w:i w:val="0"/>
           <w:color w:val="000000"/>
@@ -1090,7 +1090,7 @@
       </w:pPr>
       <w:r>
         <w:rPr>
-          <w:rFonts w:ascii="Arial" w:hAnsi="Arial"/>
+          <w:rFonts w:ascii="Aptos" w:hAnsi="Aptos"/>
           <w:b w:val="0"/>
           <w:i w:val="0"/>
           <w:color w:val="000000"/>
@@ -1105,7 +1105,7 @@
       </w:pPr>
       <w:r>
         <w:rPr>
-          <w:rFonts w:ascii="Arial" w:hAnsi="Arial"/>
+          <w:rFonts w:ascii="Aptos" w:hAnsi="Aptos"/>
           <w:b w:val="0"/>
           <w:i w:val="0"/>
           <w:color w:val="000000"/>
@@ -1120,7 +1120,7 @@
       </w:pPr>
       <w:r>
         <w:rPr>
-          <w:rFonts w:ascii="Arial" w:hAnsi="Arial"/>
+          <w:rFonts w:ascii="Aptos" w:hAnsi="Aptos"/>
           <w:b/>
           <w:i w:val="0"/>
           <w:color w:val="000000"/>
@@ -1135,7 +1135,7 @@
       </w:pPr>
       <w:r>
         <w:rPr>
-          <w:rFonts w:ascii="Arial" w:hAnsi="Arial"/>
+          <w:rFonts w:ascii="Aptos" w:hAnsi="Aptos"/>
           <w:b w:val="0"/>
           <w:i w:val="0"/>
           <w:color w:val="000000"/>
@@ -1150,7 +1150,7 @@
       </w:pPr>
       <w:r>
         <w:rPr>
-          <w:rFonts w:ascii="Arial" w:hAnsi="Arial"/>
+          <w:rFonts w:ascii="Aptos" w:hAnsi="Aptos"/>
           <w:b w:val="0"/>
           <w:i w:val="0"/>
           <w:color w:val="000000"/>
@@ -1165,7 +1165,7 @@
       </w:pPr>
       <w:r>
         <w:rPr>
-          <w:rFonts w:ascii="Arial" w:hAnsi="Arial"/>
+          <w:rFonts w:ascii="Aptos" w:hAnsi="Aptos"/>
           <w:b w:val="0"/>
           <w:i w:val="0"/>
           <w:color w:val="000000"/>
@@ -1180,7 +1180,7 @@
       </w:pPr>
       <w:r>
         <w:rPr>
-          <w:rFonts w:ascii="Arial" w:hAnsi="Arial"/>
+          <w:rFonts w:ascii="Aptos" w:hAnsi="Aptos"/>
           <w:b w:val="0"/>
           <w:i w:val="0"/>
           <w:color w:val="000000"/>
@@ -1195,7 +1195,7 @@
       </w:pPr>
       <w:r>
         <w:rPr>
-          <w:rFonts w:ascii="Arial" w:hAnsi="Arial"/>
+          <w:rFonts w:ascii="Aptos" w:hAnsi="Aptos"/>
           <w:b w:val="0"/>
           <w:i w:val="0"/>
           <w:color w:val="000000"/>
@@ -1210,7 +1210,7 @@
       </w:pPr>
       <w:r>
         <w:rPr>
-          <w:rFonts w:ascii="Arial" w:hAnsi="Arial"/>
+          <w:rFonts w:ascii="Aptos" w:hAnsi="Aptos"/>
           <w:b w:val="0"/>
           <w:i w:val="0"/>
           <w:color w:val="000000"/>
@@ -1225,7 +1225,7 @@
       </w:pPr>
       <w:r>
         <w:rPr>
-          <w:rFonts w:ascii="Arial" w:hAnsi="Arial"/>
+          <w:rFonts w:ascii="Aptos" w:hAnsi="Aptos"/>
           <w:b w:val="0"/>
           <w:i w:val="0"/>
           <w:color w:val="000000"/>
@@ -1240,7 +1240,7 @@
       </w:pPr>
       <w:r>
         <w:rPr>
-          <w:rFonts w:ascii="Arial" w:hAnsi="Arial"/>
+          <w:rFonts w:ascii="Aptos" w:hAnsi="Aptos"/>
           <w:b w:val="0"/>
           <w:i w:val="0"/>
           <w:color w:val="000000"/>
@@ -1255,7 +1255,7 @@
       </w:pPr>
       <w:r>
         <w:rPr>
-          <w:rFonts w:ascii="Arial" w:hAnsi="Arial"/>
+          <w:rFonts w:ascii="Aptos" w:hAnsi="Aptos"/>
           <w:b w:val="0"/>
           <w:i w:val="0"/>
           <w:color w:val="000000"/>
@@ -1270,7 +1270,7 @@
       </w:pPr>
       <w:r>
         <w:rPr>
-          <w:rFonts w:ascii="Arial" w:hAnsi="Arial"/>
+          <w:rFonts w:ascii="Aptos" w:hAnsi="Aptos"/>
           <w:b w:val="0"/>
           <w:i w:val="0"/>
           <w:color w:val="000000"/>
@@ -1285,7 +1285,7 @@
       </w:pPr>
       <w:r>
         <w:rPr>
-          <w:rFonts w:ascii="Arial" w:hAnsi="Arial"/>
+          <w:rFonts w:ascii="Aptos" w:hAnsi="Aptos"/>
           <w:b w:val="0"/>
           <w:i w:val="0"/>
           <w:color w:val="000000"/>
@@ -1300,7 +1300,7 @@
       </w:pPr>
       <w:r>
         <w:rPr>
-          <w:rFonts w:ascii="Arial" w:hAnsi="Arial"/>
+          <w:rFonts w:ascii="Aptos" w:hAnsi="Aptos"/>
           <w:b w:val="0"/>
           <w:i w:val="0"/>
           <w:color w:val="000000"/>
@@ -1315,7 +1315,7 @@
       </w:pPr>
       <w:r>
         <w:rPr>
-          <w:rFonts w:ascii="Arial" w:hAnsi="Arial"/>
+          <w:rFonts w:ascii="Aptos" w:hAnsi="Aptos"/>
           <w:b w:val="0"/>
           <w:i w:val="0"/>
           <w:color w:val="000000"/>
@@ -1330,7 +1330,7 @@
       </w:pPr>
       <w:r>
         <w:rPr>
-          <w:rFonts w:ascii="Arial" w:hAnsi="Arial"/>
+          <w:rFonts w:ascii="Aptos" w:hAnsi="Aptos"/>
           <w:b w:val="0"/>
           <w:i w:val="0"/>
           <w:color w:val="000000"/>
@@ -1345,7 +1345,7 @@
       </w:pPr>
       <w:r>
         <w:rPr>
-          <w:rFonts w:ascii="Arial" w:hAnsi="Arial"/>
+          <w:rFonts w:ascii="Aptos" w:hAnsi="Aptos"/>
           <w:b w:val="0"/>
           <w:i w:val="0"/>
           <w:color w:val="000000"/>
@@ -1360,7 +1360,7 @@
       </w:pPr>
       <w:r>
         <w:rPr>
-          <w:rFonts w:ascii="Arial" w:hAnsi="Arial"/>
+          <w:rFonts w:ascii="Aptos" w:hAnsi="Aptos"/>
           <w:b/>
           <w:i w:val="0"/>
           <w:color w:val="000000"/>
@@ -1375,7 +1375,7 @@
       </w:pPr>
       <w:r>
         <w:rPr>
-          <w:rFonts w:ascii="Arial" w:hAnsi="Arial"/>
+          <w:rFonts w:ascii="Aptos" w:hAnsi="Aptos"/>
           <w:b w:val="0"/>
           <w:i w:val="0"/>
           <w:color w:val="000000"/>
@@ -1390,7 +1390,7 @@
       </w:pPr>
       <w:r>
         <w:rPr>
-          <w:rFonts w:ascii="Arial" w:hAnsi="Arial"/>
+          <w:rFonts w:ascii="Aptos" w:hAnsi="Aptos"/>
           <w:b w:val="0"/>
           <w:i w:val="0"/>
           <w:color w:val="000000"/>
@@ -1405,7 +1405,7 @@
       </w:pPr>
       <w:r>
         <w:rPr>
-          <w:rFonts w:ascii="Arial" w:hAnsi="Arial"/>
+          <w:rFonts w:ascii="Aptos" w:hAnsi="Aptos"/>
           <w:b w:val="0"/>
           <w:i w:val="0"/>
           <w:color w:val="000000"/>
@@ -1420,7 +1420,7 @@
       </w:pPr>
       <w:r>
         <w:rPr>
-          <w:rFonts w:ascii="Arial" w:hAnsi="Arial"/>
+          <w:rFonts w:ascii="Aptos" w:hAnsi="Aptos"/>
           <w:b w:val="0"/>
           <w:i w:val="0"/>
           <w:color w:val="000000"/>
@@ -1435,7 +1435,7 @@
       </w:pPr>
       <w:r>
         <w:rPr>
-          <w:rFonts w:ascii="Arial" w:hAnsi="Arial"/>
+          <w:rFonts w:ascii="Aptos" w:hAnsi="Aptos"/>
           <w:b w:val="0"/>
           <w:i w:val="0"/>
           <w:color w:val="000000"/>
@@ -1450,7 +1450,7 @@
       </w:pPr>
       <w:r>
         <w:rPr>
-          <w:rFonts w:ascii="Arial" w:hAnsi="Arial"/>
+          <w:rFonts w:ascii="Aptos" w:hAnsi="Aptos"/>
           <w:b w:val="0"/>
           <w:i w:val="0"/>
           <w:color w:val="000000"/>
@@ -1465,7 +1465,7 @@
       </w:pPr>
       <w:r>
         <w:rPr>
-          <w:rFonts w:ascii="Arial" w:hAnsi="Arial"/>
+          <w:rFonts w:ascii="Aptos" w:hAnsi="Aptos"/>
           <w:b w:val="0"/>
           <w:i w:val="0"/>
           <w:color w:val="000000"/>
@@ -1480,7 +1480,7 @@
       </w:pPr>
       <w:r>
         <w:rPr>
-          <w:rFonts w:ascii="Arial" w:hAnsi="Arial"/>
+          <w:rFonts w:ascii="Aptos" w:hAnsi="Aptos"/>
           <w:b w:val="0"/>
           <w:i w:val="0"/>
           <w:color w:val="000000"/>
@@ -1495,7 +1495,7 @@
       </w:pPr>
       <w:r>
         <w:rPr>
-          <w:rFonts w:ascii="Arial" w:hAnsi="Arial"/>
+          <w:rFonts w:ascii="Aptos" w:hAnsi="Aptos"/>
           <w:b w:val="0"/>
           <w:i w:val="0"/>
           <w:color w:val="000000"/>
@@ -1510,13 +1510,33 @@
       </w:pPr>
       <w:r>
         <w:rPr>
-          <w:rFonts w:ascii="Arial" w:hAnsi="Arial"/>
+          <w:rFonts w:ascii="Aptos" w:hAnsi="Aptos"/>
           <w:b w:val="0"/>
           <w:i w:val="0"/>
           <w:color w:val="000000"/>
           <w:sz w:val="22"/>
         </w:rPr>
-        <w:t>Customer Support: Answer permit, inspection, and code-related questions.</w:t>
+        <w:t>Public</w:t>
+      </w:r>
+      <w:r>
+        <w:rPr>
+          <w:rFonts w:ascii="Aptos" w:hAnsi="Aptos"/>
+          <w:b w:val="0"/>
+          <w:i w:val="0"/>
+          <w:color w:val="000000"/>
+          <w:sz w:val="22"/>
+        </w:rPr>
+        <w:t xml:space="preserve"> </w:t>
+      </w:r>
+      <w:r>
+        <w:rPr>
+          <w:rFonts w:ascii="Aptos" w:hAnsi="Aptos"/>
+          <w:b w:val="0"/>
+          <w:i w:val="0"/>
+          <w:color w:val="000000"/>
+          <w:sz w:val="22"/>
+        </w:rPr>
+        <w:t>Support: Answer permit, inspection, and code-related questions.</w:t>
       </w:r>
     </w:p>
     <w:p>
@@ -1525,7 +1545,7 @@
       </w:pPr>
       <w:r>
         <w:rPr>
-          <w:rFonts w:ascii="Arial" w:hAnsi="Arial"/>
+          <w:rFonts w:ascii="Aptos" w:hAnsi="Aptos"/>
           <w:b w:val="0"/>
           <w:i w:val="0"/>
           <w:color w:val="000000"/>
@@ -1540,7 +1560,7 @@
       </w:pPr>
       <w:r>
         <w:rPr>
-          <w:rFonts w:ascii="Arial" w:hAnsi="Arial"/>
+          <w:rFonts w:ascii="Aptos" w:hAnsi="Aptos"/>
           <w:b w:val="0"/>
           <w:i w:val="0"/>
           <w:color w:val="000000"/>
@@ -1555,7 +1575,7 @@
       </w:pPr>
       <w:r>
         <w:rPr>
-          <w:rFonts w:ascii="Arial" w:hAnsi="Arial"/>
+          <w:rFonts w:ascii="Aptos" w:hAnsi="Aptos"/>
           <w:b w:val="0"/>
           <w:i w:val="0"/>
           <w:color w:val="000000"/>
@@ -1570,7 +1590,7 @@
       </w:pPr>
       <w:r>
         <w:rPr>
-          <w:rFonts w:ascii="Arial" w:hAnsi="Arial"/>
+          <w:rFonts w:ascii="Aptos" w:hAnsi="Aptos"/>
           <w:b w:val="0"/>
           <w:i w:val="0"/>
           <w:color w:val="000000"/>
@@ -1585,7 +1605,7 @@
       </w:pPr>
       <w:r>
         <w:rPr>
-          <w:rFonts w:ascii="Arial" w:hAnsi="Arial"/>
+          <w:rFonts w:ascii="Aptos" w:hAnsi="Aptos"/>
           <w:b w:val="0"/>
           <w:i w:val="0"/>
           <w:color w:val="000000"/>
@@ -1600,7 +1620,7 @@
       </w:pPr>
       <w:r>
         <w:rPr>
-          <w:rFonts w:ascii="Arial" w:hAnsi="Arial"/>
+          <w:rFonts w:ascii="Aptos" w:hAnsi="Aptos"/>
           <w:b w:val="0"/>
           <w:i w:val="0"/>
           <w:color w:val="000000"/>
@@ -1615,7 +1635,7 @@
       </w:pPr>
       <w:r>
         <w:rPr>
-          <w:rFonts w:ascii="Arial" w:hAnsi="Arial"/>
+          <w:rFonts w:ascii="Aptos" w:hAnsi="Aptos"/>
           <w:b/>
           <w:i w:val="0"/>
           <w:color w:val="000000"/>
@@ -1630,7 +1650,7 @@
       </w:pPr>
       <w:r>
         <w:rPr>
-          <w:rFonts w:ascii="Arial" w:hAnsi="Arial"/>
+          <w:rFonts w:ascii="Aptos" w:hAnsi="Aptos"/>
           <w:b w:val="0"/>
           <w:i w:val="0"/>
           <w:color w:val="000000"/>
@@ -1645,7 +1665,7 @@
       </w:pPr>
       <w:r>
         <w:rPr>
-          <w:rFonts w:ascii="Arial" w:hAnsi="Arial"/>
+          <w:rFonts w:ascii="Aptos" w:hAnsi="Aptos"/>
           <w:b w:val="0"/>
           <w:i w:val="0"/>
           <w:color w:val="000000"/>
@@ -1660,7 +1680,7 @@
       </w:pPr>
       <w:r>
         <w:rPr>
-          <w:rFonts w:ascii="Arial" w:hAnsi="Arial"/>
+          <w:rFonts w:ascii="Aptos" w:hAnsi="Aptos"/>
           <w:b w:val="0"/>
           <w:i w:val="0"/>
           <w:color w:val="000000"/>
@@ -1675,7 +1695,7 @@
       </w:pPr>
       <w:r>
         <w:rPr>
-          <w:rFonts w:ascii="Arial" w:hAnsi="Arial"/>
+          <w:rFonts w:ascii="Aptos" w:hAnsi="Aptos"/>
           <w:b w:val="0"/>
           <w:i w:val="0"/>
           <w:color w:val="000000"/>
@@ -1690,7 +1710,7 @@
       </w:pPr>
       <w:r>
         <w:rPr>
-          <w:rFonts w:ascii="Arial" w:hAnsi="Arial"/>
+          <w:rFonts w:ascii="Aptos" w:hAnsi="Aptos"/>
           <w:b w:val="0"/>
           <w:i w:val="0"/>
           <w:color w:val="000000"/>
@@ -1705,7 +1725,7 @@
       </w:pPr>
       <w:r>
         <w:rPr>
-          <w:rFonts w:ascii="Arial" w:hAnsi="Arial"/>
+          <w:rFonts w:ascii="Aptos" w:hAnsi="Aptos"/>
           <w:b w:val="0"/>
           <w:i w:val="0"/>
           <w:color w:val="000000"/>
@@ -1720,7 +1740,7 @@
       </w:pPr>
       <w:r>
         <w:rPr>
-          <w:rFonts w:ascii="Arial" w:hAnsi="Arial"/>
+          <w:rFonts w:ascii="Aptos" w:hAnsi="Aptos"/>
           <w:b w:val="0"/>
           <w:i w:val="0"/>
           <w:color w:val="000000"/>
@@ -1735,7 +1755,7 @@
       </w:pPr>
       <w:r>
         <w:rPr>
-          <w:rFonts w:ascii="Arial" w:hAnsi="Arial"/>
+          <w:rFonts w:ascii="Aptos" w:hAnsi="Aptos"/>
           <w:b w:val="0"/>
           <w:i w:val="0"/>
           <w:color w:val="000000"/>
@@ -1750,7 +1770,7 @@
       </w:pPr>
       <w:r>
         <w:rPr>
-          <w:rFonts w:ascii="Arial" w:hAnsi="Arial"/>
+          <w:rFonts w:ascii="Aptos" w:hAnsi="Aptos"/>
           <w:b w:val="0"/>
           <w:i w:val="0"/>
           <w:color w:val="000000"/>
@@ -1765,7 +1785,7 @@
       </w:pPr>
       <w:r>
         <w:rPr>
-          <w:rFonts w:ascii="Arial" w:hAnsi="Arial"/>
+          <w:rFonts w:ascii="Aptos" w:hAnsi="Aptos"/>
           <w:b w:val="0"/>
           <w:i w:val="0"/>
           <w:color w:val="000000"/>
@@ -1780,7 +1800,7 @@
       </w:pPr>
       <w:r>
         <w:rPr>
-          <w:rFonts w:ascii="Arial" w:hAnsi="Arial"/>
+          <w:rFonts w:ascii="Aptos" w:hAnsi="Aptos"/>
           <w:b w:val="0"/>
           <w:i w:val="0"/>
           <w:color w:val="000000"/>
@@ -1795,7 +1815,7 @@
       </w:pPr>
       <w:r>
         <w:rPr>
-          <w:rFonts w:ascii="Arial" w:hAnsi="Arial"/>
+          <w:rFonts w:ascii="Aptos" w:hAnsi="Aptos"/>
           <w:b w:val="0"/>
           <w:i w:val="0"/>
           <w:color w:val="000000"/>
@@ -1810,7 +1830,7 @@
       </w:pPr>
       <w:r>
         <w:rPr>
-          <w:rFonts w:ascii="Arial" w:hAnsi="Arial"/>
+          <w:rFonts w:ascii="Aptos" w:hAnsi="Aptos"/>
           <w:b w:val="0"/>
           <w:i w:val="0"/>
           <w:color w:val="000000"/>
@@ -1825,7 +1845,7 @@
       </w:pPr>
       <w:r>
         <w:rPr>
-          <w:rFonts w:ascii="Arial" w:hAnsi="Arial"/>
+          <w:rFonts w:ascii="Aptos" w:hAnsi="Aptos"/>
           <w:b w:val="0"/>
           <w:i w:val="0"/>
           <w:color w:val="000000"/>
@@ -1840,7 +1860,7 @@
       </w:pPr>
       <w:r>
         <w:rPr>
-          <w:rFonts w:ascii="Arial" w:hAnsi="Arial"/>
+          <w:rFonts w:ascii="Aptos" w:hAnsi="Aptos"/>
           <w:b w:val="0"/>
           <w:i w:val="0"/>
           <w:color w:val="000000"/>
@@ -1855,7 +1875,7 @@
       </w:pPr>
       <w:r>
         <w:rPr>
-          <w:rFonts w:ascii="Arial" w:hAnsi="Arial"/>
+          <w:rFonts w:ascii="Aptos" w:hAnsi="Aptos"/>
           <w:b w:val="0"/>
           <w:i w:val="0"/>
           <w:color w:val="000000"/>
@@ -1870,7 +1890,7 @@
       </w:pPr>
       <w:r>
         <w:rPr>
-          <w:rFonts w:ascii="Arial" w:hAnsi="Arial"/>
+          <w:rFonts w:ascii="Aptos" w:hAnsi="Aptos"/>
           <w:b w:val="0"/>
           <w:i w:val="0"/>
           <w:color w:val="000000"/>
@@ -1885,7 +1905,7 @@
       </w:pPr>
       <w:r>
         <w:rPr>
-          <w:rFonts w:ascii="Arial" w:hAnsi="Arial"/>
+          <w:rFonts w:ascii="Aptos" w:hAnsi="Aptos"/>
           <w:b w:val="0"/>
           <w:i w:val="0"/>
           <w:color w:val="000000"/>
@@ -1900,7 +1920,7 @@
       </w:pPr>
       <w:r>
         <w:rPr>
-          <w:rFonts w:ascii="Arial" w:hAnsi="Arial"/>
+          <w:rFonts w:ascii="Aptos" w:hAnsi="Aptos"/>
           <w:b w:val="0"/>
           <w:i w:val="0"/>
           <w:color w:val="000000"/>
@@ -1915,7 +1935,7 @@
       </w:pPr>
       <w:r>
         <w:rPr>
-          <w:rFonts w:ascii="Arial" w:hAnsi="Arial"/>
+          <w:rFonts w:ascii="Aptos" w:hAnsi="Aptos"/>
           <w:b w:val="0"/>
           <w:i w:val="0"/>
           <w:color w:val="000000"/>
@@ -1928,7 +1948,7 @@
       <w:pPr/>
       <w:r>
         <w:rPr>
-          <w:rFonts w:ascii="Arial" w:hAnsi="Arial"/>
+          <w:rFonts w:ascii="Aptos" w:hAnsi="Aptos"/>
           <w:b w:val="0"/>
           <w:i w:val="0"/>
           <w:color w:val="000000"/>
@@ -1958,7 +1978,7 @@
       </w:pPr>
       <w:r>
         <w:rPr>
-          <w:rFonts w:ascii="Arial" w:hAnsi="Arial"/>
+          <w:rFonts w:ascii="Aptos" w:hAnsi="Aptos"/>
           <w:b w:val="0"/>
           <w:i w:val="0"/>
           <w:color w:val="000000"/>
@@ -1973,13 +1993,33 @@
       </w:pPr>
       <w:r>
         <w:rPr>
-          <w:rFonts w:ascii="Arial" w:hAnsi="Arial"/>
+          <w:rFonts w:ascii="Aptos" w:hAnsi="Aptos"/>
           <w:b w:val="0"/>
           <w:i w:val="0"/>
           <w:color w:val="000000"/>
           <w:sz w:val="22"/>
         </w:rPr>
-        <w:t>System Performance</w:t>
+        <w:t xml:space="preserve">System </w:t>
+      </w:r>
+      <w:r>
+        <w:rPr>
+          <w:rFonts w:ascii="Aptos" w:hAnsi="Aptos"/>
+          <w:b w:val="0"/>
+          <w:i w:val="0"/>
+          <w:color w:val="000000"/>
+          <w:sz w:val="22"/>
+        </w:rPr>
+        <w:t>Performance</w:t>
+      </w:r>
+      <w:r>
+        <w:rPr>
+          <w:rFonts w:ascii="Aptos" w:hAnsi="Aptos"/>
+          <w:b w:val="0"/>
+          <w:i w:val="0"/>
+          <w:color w:val="000000"/>
+          <w:sz w:val="22"/>
+        </w:rPr>
+        <w:t xml:space="preserve"> &amp; Usability</w:t>
       </w:r>
     </w:p>
     <w:p>
@@ -1988,7 +2028,7 @@
       </w:pPr>
       <w:r>
         <w:rPr>
-          <w:rFonts w:ascii="Arial" w:hAnsi="Arial"/>
+          <w:rFonts w:ascii="Aptos" w:hAnsi="Aptos"/>
           <w:b w:val="0"/>
           <w:i w:val="0"/>
           <w:color w:val="000000"/>
@@ -2003,7 +2043,7 @@
       </w:pPr>
       <w:r>
         <w:rPr>
-          <w:rFonts w:ascii="Arial" w:hAnsi="Arial"/>
+          <w:rFonts w:ascii="Aptos" w:hAnsi="Aptos"/>
           <w:b w:val="0"/>
           <w:i w:val="0"/>
           <w:color w:val="000000"/>
@@ -2018,7 +2058,7 @@
       </w:pPr>
       <w:r>
         <w:rPr>
-          <w:rFonts w:ascii="Arial" w:hAnsi="Arial"/>
+          <w:rFonts w:ascii="Aptos" w:hAnsi="Aptos"/>
           <w:b w:val="0"/>
           <w:i w:val="0"/>
           <w:color w:val="000000"/>
@@ -2033,7 +2073,7 @@
       </w:pPr>
       <w:r>
         <w:rPr>
-          <w:rFonts w:ascii="Arial" w:hAnsi="Arial"/>
+          <w:rFonts w:ascii="Aptos" w:hAnsi="Aptos"/>
           <w:b w:val="0"/>
           <w:i w:val="0"/>
           <w:color w:val="000000"/>
@@ -2048,7 +2088,7 @@
       </w:pPr>
       <w:r>
         <w:rPr>
-          <w:rFonts w:ascii="Arial" w:hAnsi="Arial"/>
+          <w:rFonts w:ascii="Aptos" w:hAnsi="Aptos"/>
           <w:b w:val="0"/>
           <w:i w:val="0"/>
           <w:color w:val="000000"/>
@@ -2063,7 +2103,7 @@
       </w:pPr>
       <w:r>
         <w:rPr>
-          <w:rFonts w:ascii="Arial" w:hAnsi="Arial"/>
+          <w:rFonts w:ascii="Aptos" w:hAnsi="Aptos"/>
           <w:b w:val="0"/>
           <w:i w:val="0"/>
           <w:color w:val="000000"/>
@@ -2078,7 +2118,7 @@
       </w:pPr>
       <w:r>
         <w:rPr>
-          <w:rFonts w:ascii="Arial" w:hAnsi="Arial"/>
+          <w:rFonts w:ascii="Aptos" w:hAnsi="Aptos"/>
           <w:b w:val="0"/>
           <w:i w:val="0"/>
           <w:color w:val="000000"/>
@@ -2093,7 +2133,7 @@
       </w:pPr>
       <w:r>
         <w:rPr>
-          <w:rFonts w:ascii="Arial" w:hAnsi="Arial"/>
+          <w:rFonts w:ascii="Aptos" w:hAnsi="Aptos"/>
           <w:b w:val="0"/>
           <w:i w:val="0"/>
           <w:color w:val="000000"/>
@@ -2108,7 +2148,7 @@
       </w:pPr>
       <w:r>
         <w:rPr>
-          <w:rFonts w:ascii="Arial" w:hAnsi="Arial"/>
+          <w:rFonts w:ascii="Aptos" w:hAnsi="Aptos"/>
           <w:b w:val="0"/>
           <w:i w:val="0"/>
           <w:color w:val="000000"/>
@@ -2123,7 +2163,7 @@
       </w:pPr>
       <w:r>
         <w:rPr>
-          <w:rFonts w:ascii="Arial" w:hAnsi="Arial"/>
+          <w:rFonts w:ascii="Aptos" w:hAnsi="Aptos"/>
           <w:b w:val="0"/>
           <w:i w:val="0"/>
           <w:color w:val="000000"/>
@@ -2138,7 +2178,7 @@
       </w:pPr>
       <w:r>
         <w:rPr>
-          <w:rFonts w:ascii="Arial" w:hAnsi="Arial"/>
+          <w:rFonts w:ascii="Aptos" w:hAnsi="Aptos"/>
           <w:b w:val="0"/>
           <w:i w:val="0"/>
           <w:color w:val="000000"/>
@@ -2153,7 +2193,7 @@
       </w:pPr>
       <w:r>
         <w:rPr>
-          <w:rFonts w:ascii="Arial" w:hAnsi="Arial"/>
+          <w:rFonts w:ascii="Aptos" w:hAnsi="Aptos"/>
           <w:b w:val="0"/>
           <w:i w:val="0"/>
           <w:color w:val="000000"/>
@@ -2168,7 +2208,7 @@
       </w:pPr>
       <w:r>
         <w:rPr>
-          <w:rFonts w:ascii="Arial" w:hAnsi="Arial"/>
+          <w:rFonts w:ascii="Aptos" w:hAnsi="Aptos"/>
           <w:b w:val="0"/>
           <w:i w:val="0"/>
           <w:color w:val="000000"/>
@@ -2183,7 +2223,7 @@
       </w:pPr>
       <w:r>
         <w:rPr>
-          <w:rFonts w:ascii="Arial" w:hAnsi="Arial"/>
+          <w:rFonts w:ascii="Aptos" w:hAnsi="Aptos"/>
           <w:b w:val="0"/>
           <w:i w:val="0"/>
           <w:color w:val="000000"/>
@@ -2198,7 +2238,7 @@
       </w:pPr>
       <w:r>
         <w:rPr>
-          <w:rFonts w:ascii="Arial" w:hAnsi="Arial"/>
+          <w:rFonts w:ascii="Aptos" w:hAnsi="Aptos"/>
           <w:b w:val="0"/>
           <w:i w:val="0"/>
           <w:color w:val="000000"/>
@@ -2213,7 +2253,7 @@
       </w:pPr>
       <w:r>
         <w:rPr>
-          <w:rFonts w:ascii="Arial" w:hAnsi="Arial"/>
+          <w:rFonts w:ascii="Aptos" w:hAnsi="Aptos"/>
           <w:b w:val="0"/>
           <w:i w:val="0"/>
           <w:color w:val="000000"/>
@@ -2228,7 +2268,7 @@
       </w:pPr>
       <w:r>
         <w:rPr>
-          <w:rFonts w:ascii="Arial" w:hAnsi="Arial"/>
+          <w:rFonts w:ascii="Aptos" w:hAnsi="Aptos"/>
           <w:b w:val="0"/>
           <w:i w:val="0"/>
           <w:color w:val="000000"/>
@@ -2243,7 +2283,7 @@
       </w:pPr>
       <w:r>
         <w:rPr>
-          <w:rFonts w:ascii="Arial" w:hAnsi="Arial"/>
+          <w:rFonts w:ascii="Aptos" w:hAnsi="Aptos"/>
           <w:b w:val="0"/>
           <w:i w:val="0"/>
           <w:color w:val="000000"/>
@@ -2258,7 +2298,7 @@
       </w:pPr>
       <w:r>
         <w:rPr>
-          <w:rFonts w:ascii="Arial" w:hAnsi="Arial"/>
+          <w:rFonts w:ascii="Aptos" w:hAnsi="Aptos"/>
           <w:b w:val="0"/>
           <w:i w:val="0"/>
           <w:color w:val="000000"/>
@@ -2273,7 +2313,7 @@
       </w:pPr>
       <w:r>
         <w:rPr>
-          <w:rFonts w:ascii="Arial" w:hAnsi="Arial"/>
+          <w:rFonts w:ascii="Aptos" w:hAnsi="Aptos"/>
           <w:b w:val="0"/>
           <w:i w:val="0"/>
           <w:color w:val="000000"/>
@@ -2288,7 +2328,7 @@
       </w:pPr>
       <w:r>
         <w:rPr>
-          <w:rFonts w:ascii="Arial" w:hAnsi="Arial"/>
+          <w:rFonts w:ascii="Aptos" w:hAnsi="Aptos"/>
           <w:b w:val="0"/>
           <w:i w:val="0"/>
           <w:color w:val="000000"/>
@@ -2303,7 +2343,7 @@
       </w:pPr>
       <w:r>
         <w:rPr>
-          <w:rFonts w:ascii="Arial" w:hAnsi="Arial"/>
+          <w:rFonts w:ascii="Aptos" w:hAnsi="Aptos"/>
           <w:b w:val="0"/>
           <w:i w:val="0"/>
           <w:color w:val="000000"/>
@@ -2318,7 +2358,7 @@
       </w:pPr>
       <w:r>
         <w:rPr>
-          <w:rFonts w:ascii="Arial" w:hAnsi="Arial"/>
+          <w:rFonts w:ascii="Aptos" w:hAnsi="Aptos"/>
           <w:b w:val="0"/>
           <w:i w:val="0"/>
           <w:color w:val="000000"/>
@@ -2333,7 +2373,7 @@
       </w:pPr>
       <w:r>
         <w:rPr>
-          <w:rFonts w:ascii="Arial" w:hAnsi="Arial"/>
+          <w:rFonts w:ascii="Aptos" w:hAnsi="Aptos"/>
           <w:b w:val="0"/>
           <w:i w:val="0"/>
           <w:color w:val="000000"/>
@@ -2348,7 +2388,7 @@
       </w:pPr>
       <w:r>
         <w:rPr>
-          <w:rFonts w:ascii="Arial" w:hAnsi="Arial"/>
+          <w:rFonts w:ascii="Aptos" w:hAnsi="Aptos"/>
           <w:b w:val="0"/>
           <w:i w:val="0"/>
           <w:color w:val="000000"/>
@@ -2363,7 +2403,7 @@
       </w:pPr>
       <w:r>
         <w:rPr>
-          <w:rFonts w:ascii="Arial" w:hAnsi="Arial"/>
+          <w:rFonts w:ascii="Aptos" w:hAnsi="Aptos"/>
           <w:b w:val="0"/>
           <w:i w:val="0"/>
           <w:color w:val="000000"/>
@@ -2378,7 +2418,7 @@
       </w:pPr>
       <w:r>
         <w:rPr>
-          <w:rFonts w:ascii="Arial" w:hAnsi="Arial"/>
+          <w:rFonts w:ascii="Aptos" w:hAnsi="Aptos"/>
           <w:b w:val="0"/>
           <w:i w:val="0"/>
           <w:color w:val="000000"/>
@@ -2393,7 +2433,7 @@
       </w:pPr>
       <w:r>
         <w:rPr>
-          <w:rFonts w:ascii="Arial" w:hAnsi="Arial"/>
+          <w:rFonts w:ascii="Aptos" w:hAnsi="Aptos"/>
           <w:b w:val="0"/>
           <w:i w:val="0"/>
           <w:color w:val="000000"/>
@@ -2408,7 +2448,7 @@
       </w:pPr>
       <w:r>
         <w:rPr>
-          <w:rFonts w:ascii="Arial" w:hAnsi="Arial"/>
+          <w:rFonts w:ascii="Aptos" w:hAnsi="Aptos"/>
           <w:b w:val="0"/>
           <w:i w:val="0"/>
           <w:color w:val="000000"/>
@@ -2423,7 +2463,7 @@
       </w:pPr>
       <w:r>
         <w:rPr>
-          <w:rFonts w:ascii="Arial" w:hAnsi="Arial"/>
+          <w:rFonts w:ascii="Aptos" w:hAnsi="Aptos"/>
           <w:b w:val="0"/>
           <w:i w:val="0"/>
           <w:color w:val="000000"/>
@@ -2438,7 +2478,7 @@
       </w:pPr>
       <w:r>
         <w:rPr>
-          <w:rFonts w:ascii="Arial" w:hAnsi="Arial"/>
+          <w:rFonts w:ascii="Aptos" w:hAnsi="Aptos"/>
           <w:b w:val="0"/>
           <w:i w:val="0"/>
           <w:color w:val="000000"/>
@@ -2453,7 +2493,7 @@
       </w:pPr>
       <w:r>
         <w:rPr>
-          <w:rFonts w:ascii="Arial" w:hAnsi="Arial"/>
+          <w:rFonts w:ascii="Aptos" w:hAnsi="Aptos"/>
           <w:b w:val="0"/>
           <w:i w:val="0"/>
           <w:color w:val="000000"/>
@@ -2468,7 +2508,7 @@
       </w:pPr>
       <w:r>
         <w:rPr>
-          <w:rFonts w:ascii="Arial" w:hAnsi="Arial"/>
+          <w:rFonts w:ascii="Aptos" w:hAnsi="Aptos"/>
           <w:b w:val="0"/>
           <w:i w:val="0"/>
           <w:color w:val="000000"/>
@@ -2483,7 +2523,7 @@
       </w:pPr>
       <w:r>
         <w:rPr>
-          <w:rFonts w:ascii="Arial" w:hAnsi="Arial"/>
+          <w:rFonts w:ascii="Aptos" w:hAnsi="Aptos"/>
           <w:b w:val="0"/>
           <w:i w:val="0"/>
           <w:color w:val="000000"/>
@@ -2498,7 +2538,7 @@
       </w:pPr>
       <w:r>
         <w:rPr>
-          <w:rFonts w:ascii="Arial" w:hAnsi="Arial"/>
+          <w:rFonts w:ascii="Aptos" w:hAnsi="Aptos"/>
           <w:b w:val="0"/>
           <w:i w:val="0"/>
           <w:color w:val="000000"/>
@@ -2513,7 +2553,7 @@
       </w:pPr>
       <w:r>
         <w:rPr>
-          <w:rFonts w:ascii="Arial" w:hAnsi="Arial"/>
+          <w:rFonts w:ascii="Aptos" w:hAnsi="Aptos"/>
           <w:b w:val="0"/>
           <w:i w:val="0"/>
           <w:color w:val="000000"/>
@@ -2543,7 +2583,7 @@
       </w:pPr>
       <w:r>
         <w:rPr>
-          <w:rFonts w:ascii="Arial" w:hAnsi="Arial"/>
+          <w:rFonts w:ascii="Aptos" w:hAnsi="Aptos"/>
           <w:b w:val="0"/>
           <w:i w:val="0"/>
           <w:color w:val="000000"/>
@@ -2558,7 +2598,7 @@
       </w:pPr>
       <w:r>
         <w:rPr>
-          <w:rFonts w:ascii="Arial" w:hAnsi="Arial"/>
+          <w:rFonts w:ascii="Aptos" w:hAnsi="Aptos"/>
           <w:b w:val="0"/>
           <w:i w:val="0"/>
           <w:color w:val="000000"/>
@@ -2573,7 +2613,7 @@
       </w:pPr>
       <w:r>
         <w:rPr>
-          <w:rFonts w:ascii="Arial" w:hAnsi="Arial"/>
+          <w:rFonts w:ascii="Aptos" w:hAnsi="Aptos"/>
           <w:b w:val="0"/>
           <w:i w:val="0"/>
           <w:color w:val="000000"/>
@@ -2588,7 +2628,7 @@
       </w:pPr>
       <w:r>
         <w:rPr>
-          <w:rFonts w:ascii="Arial" w:hAnsi="Arial"/>
+          <w:rFonts w:ascii="Aptos" w:hAnsi="Aptos"/>
           <w:b w:val="0"/>
           <w:i w:val="0"/>
           <w:color w:val="000000"/>
@@ -2603,7 +2643,7 @@
       </w:pPr>
       <w:r>
         <w:rPr>
-          <w:rFonts w:ascii="Arial" w:hAnsi="Arial"/>
+          <w:rFonts w:ascii="Aptos" w:hAnsi="Aptos"/>
           <w:b w:val="0"/>
           <w:i w:val="0"/>
           <w:color w:val="000000"/>
@@ -2618,7 +2658,7 @@
       </w:pPr>
       <w:r>
         <w:rPr>
-          <w:rFonts w:ascii="Arial" w:hAnsi="Arial"/>
+          <w:rFonts w:ascii="Aptos" w:hAnsi="Aptos"/>
           <w:b w:val="0"/>
           <w:i w:val="0"/>
           <w:color w:val="000000"/>
@@ -2633,7 +2673,7 @@
       </w:pPr>
       <w:r>
         <w:rPr>
-          <w:rFonts w:ascii="Arial" w:hAnsi="Arial"/>
+          <w:rFonts w:ascii="Aptos" w:hAnsi="Aptos"/>
           <w:b w:val="0"/>
           <w:i w:val="0"/>
           <w:color w:val="000000"/>
@@ -2648,7 +2688,7 @@
       </w:pPr>
       <w:r>
         <w:rPr>
-          <w:rFonts w:ascii="Arial" w:hAnsi="Arial"/>
+          <w:rFonts w:ascii="Aptos" w:hAnsi="Aptos"/>
           <w:b w:val="0"/>
           <w:i w:val="0"/>
           <w:color w:val="000000"/>
@@ -2663,7 +2703,7 @@
       </w:pPr>
       <w:r>
         <w:rPr>
-          <w:rFonts w:ascii="Arial" w:hAnsi="Arial"/>
+          <w:rFonts w:ascii="Aptos" w:hAnsi="Aptos"/>
           <w:b w:val="0"/>
           <w:i w:val="0"/>
           <w:color w:val="000000"/>
@@ -2678,7 +2718,7 @@
       </w:pPr>
       <w:r>
         <w:rPr>
-          <w:rFonts w:ascii="Arial" w:hAnsi="Arial"/>
+          <w:rFonts w:ascii="Aptos" w:hAnsi="Aptos"/>
           <w:b w:val="0"/>
           <w:i w:val="0"/>
           <w:color w:val="000000"/>
@@ -2693,7 +2733,7 @@
       </w:pPr>
       <w:r>
         <w:rPr>
-          <w:rFonts w:ascii="Arial" w:hAnsi="Arial"/>
+          <w:rFonts w:ascii="Aptos" w:hAnsi="Aptos"/>
           <w:b w:val="0"/>
           <w:i w:val="0"/>
           <w:color w:val="000000"/>
@@ -2708,7 +2748,7 @@
       </w:pPr>
       <w:r>
         <w:rPr>
-          <w:rFonts w:ascii="Arial" w:hAnsi="Arial"/>
+          <w:rFonts w:ascii="Aptos" w:hAnsi="Aptos"/>
           <w:b w:val="0"/>
           <w:i w:val="0"/>
           <w:color w:val="000000"/>
@@ -2723,7 +2763,7 @@
       </w:pPr>
       <w:r>
         <w:rPr>
-          <w:rFonts w:ascii="Arial" w:hAnsi="Arial"/>
+          <w:rFonts w:ascii="Aptos" w:hAnsi="Aptos"/>
           <w:b w:val="0"/>
           <w:i w:val="0"/>
           <w:color w:val="000000"/>
@@ -2738,7 +2778,7 @@
       </w:pPr>
       <w:r>
         <w:rPr>
-          <w:rFonts w:ascii="Arial" w:hAnsi="Arial"/>
+          <w:rFonts w:ascii="Aptos" w:hAnsi="Aptos"/>
           <w:b w:val="0"/>
           <w:i w:val="0"/>
           <w:color w:val="000000"/>
@@ -2753,7 +2793,82 @@
       </w:pPr>
       <w:r>
         <w:rPr>
-          <w:rFonts w:ascii="Arial" w:hAnsi="Arial"/>
+          <w:rFonts w:ascii="Aptos" w:hAnsi="Aptos"/>
+          <w:b w:val="0"/>
+          <w:i w:val="0"/>
+          <w:color w:val="000000"/>
+          <w:sz w:val="22"/>
+        </w:rPr>
+        <w:t>Mobile &amp; Field Capabilities</w:t>
+      </w:r>
+    </w:p>
+    <w:p>
+      <w:pPr>
+        <w:pStyle w:val="ListParagraph"/>
+      </w:pPr>
+      <w:r>
+        <w:rPr>
+          <w:rFonts w:ascii="Aptos" w:hAnsi="Aptos"/>
+          <w:b w:val="0"/>
+          <w:i w:val="0"/>
+          <w:color w:val="000000"/>
+          <w:sz w:val="22"/>
+        </w:rPr>
+        <w:t>Mobile Inspection Application: Complete inspections entirely from the field.</w:t>
+      </w:r>
+    </w:p>
+    <w:p>
+      <w:pPr>
+        <w:pStyle w:val="ListParagraph"/>
+      </w:pPr>
+      <w:r>
+        <w:rPr>
+          <w:rFonts w:ascii="Aptos" w:hAnsi="Aptos"/>
+          <w:b w:val="0"/>
+          <w:i w:val="0"/>
+          <w:color w:val="000000"/>
+          <w:sz w:val="22"/>
+        </w:rPr>
+        <w:t>Photo &amp; Video Integration: Capture and upload inspection documentation directly from mobile devices.</w:t>
+      </w:r>
+    </w:p>
+    <w:p>
+      <w:pPr>
+        <w:pStyle w:val="ListParagraph"/>
+      </w:pPr>
+      <w:r>
+        <w:rPr>
+          <w:rFonts w:ascii="Aptos" w:hAnsi="Aptos"/>
+          <w:b w:val="0"/>
+          <w:i w:val="0"/>
+          <w:color w:val="000000"/>
+          <w:sz w:val="22"/>
+        </w:rPr>
+        <w:t>Offline Capability: Allow inspections to continue without internet connectivity.</w:t>
+      </w:r>
+    </w:p>
+    <w:p>
+      <w:pPr>
+        <w:pStyle w:val="ListParagraph"/>
+      </w:pPr>
+      <w:r>
+        <w:rPr>
+          <w:rFonts w:ascii="Aptos" w:hAnsi="Aptos"/>
+          <w:b w:val="0"/>
+          <w:i w:val="0"/>
+          <w:color w:val="000000"/>
+          <w:sz w:val="22"/>
+        </w:rPr>
+        <w:t>Field-Based Certificate Issuance: Support approvals and documentation from inspection sites.</w:t>
+      </w:r>
+    </w:p>
+    <w:p>
+      <w:pPr>
+        <w:pStyle w:val="ListParagraph"/>
+      </w:pPr>
+      <w:r>
+        <w:rPr>
+          <w:rFonts w:ascii="Aptos" w:hAnsi="Aptos"/>
           <w:b w:val="0"/>
           <w:i w:val="0"/>
           <w:color w:val="000000"/>
@@ -2768,7 +2883,7 @@
       </w:pPr>
       <w:r>
         <w:rPr>
-          <w:rFonts w:ascii="Arial" w:hAnsi="Arial"/>
+          <w:rFonts w:ascii="Aptos" w:hAnsi="Aptos"/>
           <w:b w:val="0"/>
           <w:i w:val="0"/>
           <w:color w:val="000000"/>
@@ -2783,7 +2898,7 @@
       </w:pPr>
       <w:r>
         <w:rPr>
-          <w:rFonts w:ascii="Arial" w:hAnsi="Arial"/>
+          <w:rFonts w:ascii="Aptos" w:hAnsi="Aptos"/>
           <w:b w:val="0"/>
           <w:i w:val="0"/>
           <w:color w:val="000000"/>
@@ -2798,7 +2913,7 @@
       </w:pPr>
       <w:r>
         <w:rPr>
-          <w:rFonts w:ascii="Arial" w:hAnsi="Arial"/>
+          <w:rFonts w:ascii="Aptos" w:hAnsi="Aptos"/>
           <w:b w:val="0"/>
           <w:i w:val="0"/>
           <w:color w:val="000000"/>
@@ -2813,7 +2928,7 @@
       </w:pPr>
       <w:r>
         <w:rPr>
-          <w:rFonts w:ascii="Arial" w:hAnsi="Arial"/>
+          <w:rFonts w:ascii="Aptos" w:hAnsi="Aptos"/>
           <w:b w:val="0"/>
           <w:i w:val="0"/>
           <w:color w:val="000000"/>
@@ -2828,7 +2943,7 @@
       </w:pPr>
       <w:r>
         <w:rPr>
-          <w:rFonts w:ascii="Arial" w:hAnsi="Arial"/>
+          <w:rFonts w:ascii="Aptos" w:hAnsi="Aptos"/>
           <w:b w:val="0"/>
           <w:i w:val="0"/>
           <w:color w:val="000000"/>
@@ -2843,7 +2958,7 @@
       </w:pPr>
       <w:r>
         <w:rPr>
-          <w:rFonts w:ascii="Arial" w:hAnsi="Arial"/>
+          <w:rFonts w:ascii="Aptos" w:hAnsi="Aptos"/>
           <w:b w:val="0"/>
           <w:i w:val="0"/>
           <w:color w:val="000000"/>
@@ -2858,7 +2973,7 @@
       </w:pPr>
       <w:r>
         <w:rPr>
-          <w:rFonts w:ascii="Arial" w:hAnsi="Arial"/>
+          <w:rFonts w:ascii="Aptos" w:hAnsi="Aptos"/>
           <w:b w:val="0"/>
           <w:i w:val="0"/>
           <w:color w:val="000000"/>
@@ -2873,7 +2988,7 @@
       </w:pPr>
       <w:r>
         <w:rPr>
-          <w:rFonts w:ascii="Arial" w:hAnsi="Arial"/>
+          <w:rFonts w:ascii="Aptos" w:hAnsi="Aptos"/>
           <w:b w:val="0"/>
           <w:i w:val="0"/>
           <w:color w:val="000000"/>
@@ -2888,7 +3003,7 @@
       </w:pPr>
       <w:r>
         <w:rPr>
-          <w:rFonts w:ascii="Arial" w:hAnsi="Arial"/>
+          <w:rFonts w:ascii="Aptos" w:hAnsi="Aptos"/>
           <w:b w:val="0"/>
           <w:i w:val="0"/>
           <w:color w:val="000000"/>
@@ -2903,7 +3018,7 @@
       </w:pPr>
       <w:r>
         <w:rPr>
-          <w:rFonts w:ascii="Arial" w:hAnsi="Arial"/>
+          <w:rFonts w:ascii="Aptos" w:hAnsi="Aptos"/>
           <w:b w:val="0"/>
           <w:i w:val="0"/>
           <w:color w:val="000000"/>
@@ -2918,82 +3033,7 @@
       </w:pPr>
       <w:r>
         <w:rPr>
-          <w:rFonts w:ascii="Arial" w:hAnsi="Arial"/>
-          <w:b w:val="0"/>
-          <w:i w:val="0"/>
-          <w:color w:val="000000"/>
-          <w:sz w:val="22"/>
-        </w:rPr>
-        <w:t>Mobile &amp; Field Capabilities</w:t>
-      </w:r>
-    </w:p>
-    <w:p>
-      <w:pPr>
-        <w:pStyle w:val="ListParagraph"/>
-      </w:pPr>
-      <w:r>
-        <w:rPr>
-          <w:rFonts w:ascii="Arial" w:hAnsi="Arial"/>
-          <w:b w:val="0"/>
-          <w:i w:val="0"/>
-          <w:color w:val="000000"/>
-          <w:sz w:val="22"/>
-        </w:rPr>
-        <w:t>Mobile Inspection Application: Complete inspections entirely from the field.</w:t>
-      </w:r>
-    </w:p>
-    <w:p>
-      <w:pPr>
-        <w:pStyle w:val="ListParagraph"/>
-      </w:pPr>
-      <w:r>
-        <w:rPr>
-          <w:rFonts w:ascii="Arial" w:hAnsi="Arial"/>
-          <w:b w:val="0"/>
-          <w:i w:val="0"/>
-          <w:color w:val="000000"/>
-          <w:sz w:val="22"/>
-        </w:rPr>
-        <w:t>Photo &amp; Video Integration: Capture and upload inspection documentation directly from mobile devices.</w:t>
-      </w:r>
-    </w:p>
-    <w:p>
-      <w:pPr>
-        <w:pStyle w:val="ListParagraph"/>
-      </w:pPr>
-      <w:r>
-        <w:rPr>
-          <w:rFonts w:ascii="Arial" w:hAnsi="Arial"/>
-          <w:b w:val="0"/>
-          <w:i w:val="0"/>
-          <w:color w:val="000000"/>
-          <w:sz w:val="22"/>
-        </w:rPr>
-        <w:t>Offline Capability: Allow inspections to continue without internet connectivity.</w:t>
-      </w:r>
-    </w:p>
-    <w:p>
-      <w:pPr>
-        <w:pStyle w:val="ListParagraph"/>
-      </w:pPr>
-      <w:r>
-        <w:rPr>
-          <w:rFonts w:ascii="Arial" w:hAnsi="Arial"/>
-          <w:b w:val="0"/>
-          <w:i w:val="0"/>
-          <w:color w:val="000000"/>
-          <w:sz w:val="22"/>
-        </w:rPr>
-        <w:t>Field-Based Certificate Issuance: Support approvals and documentation from inspection sites.</w:t>
-      </w:r>
-    </w:p>
-    <w:p>
-      <w:pPr>
-        <w:pStyle w:val="ListParagraph"/>
-      </w:pPr>
-      <w:r>
-        <w:rPr>
-          <w:rFonts w:ascii="Arial" w:hAnsi="Arial"/>
+          <w:rFonts w:ascii="Aptos" w:hAnsi="Aptos"/>
           <w:b w:val="0"/>
           <w:i w:val="0"/>
           <w:color w:val="000000"/>
@@ -3008,7 +3048,7 @@
       </w:pPr>
       <w:r>
         <w:rPr>
-          <w:rFonts w:ascii="Arial" w:hAnsi="Arial"/>
+          <w:rFonts w:ascii="Aptos" w:hAnsi="Aptos"/>
           <w:b w:val="0"/>
           <w:i w:val="0"/>
           <w:color w:val="000000"/>
@@ -3023,7 +3063,7 @@
       </w:pPr>
       <w:r>
         <w:rPr>
-          <w:rFonts w:ascii="Arial" w:hAnsi="Arial"/>
+          <w:rFonts w:ascii="Aptos" w:hAnsi="Aptos"/>
           <w:b w:val="0"/>
           <w:i w:val="0"/>
           <w:color w:val="000000"/>
@@ -3038,7 +3078,7 @@
       </w:pPr>
       <w:r>
         <w:rPr>
-          <w:rFonts w:ascii="Arial" w:hAnsi="Arial"/>
+          <w:rFonts w:ascii="Aptos" w:hAnsi="Aptos"/>
           <w:b w:val="0"/>
           <w:i w:val="0"/>
           <w:color w:val="000000"/>
@@ -3053,7 +3093,7 @@
       </w:pPr>
       <w:r>
         <w:rPr>
-          <w:rFonts w:ascii="Arial" w:hAnsi="Arial"/>
+          <w:rFonts w:ascii="Aptos" w:hAnsi="Aptos"/>
           <w:b w:val="0"/>
           <w:i w:val="0"/>
           <w:color w:val="000000"/>

--- a/round1/output/docx_sections/DOCE CommercialPermitElectrical Inspectors.docx
+++ b/round1/output/docx_sections/DOCE CommercialPermitElectrical Inspectors.docx
@@ -2574,7 +2574,17 @@
           <w:color w:val="0F4761"/>
           <w:sz w:val="28"/>
         </w:rPr>
-        <w:t>Expectations:</w:t>
+        <w:t>Expect</w:t>
+      </w:r>
+      <w:r>
+        <w:rPr>
+          <w:rFonts w:ascii="Aptos" w:hAnsi="Aptos"/>
+          <w:b w:val="0"/>
+          <w:i w:val="0"/>
+          <w:color w:val="0F4761"/>
+          <w:sz w:val="28"/>
+        </w:rPr>
+        <w:t>ation:</w:t>
       </w:r>
     </w:p>
     <w:p>
